--- a/docs/Project_Report_Updated.docx
+++ b/docs/Project_Report_Updated.docx
@@ -1,56 +1,5 @@
 
-<file path=docProps\app.xml><?xml version="1.0" encoding="utf-8"?>
-<Properties xmlns="http://schemas.openxmlformats.org/officeDocument/2006/extended-properties" xmlns:vt="http://schemas.openxmlformats.org/officeDocument/2006/docPropsVTypes">
-  <Template>Normal</Template>
-  <TotalTime>0</TotalTime>
-  <Pages>6</Pages>
-  <Words>1199</Words>
-  <Characters>6835</Characters>
-  <Application>Microsoft Office Word</Application>
-  <DocSecurity>0</DocSecurity>
-  <Lines>56</Lines>
-  <Paragraphs>16</Paragraphs>
-  <ScaleCrop>false</ScaleCrop>
-  <Company/>
-  <LinksUpToDate>false</LinksUpToDate>
-  <CharactersWithSpaces>8018</CharactersWithSpaces>
-  <SharedDoc>false</SharedDoc>
-  <HyperlinksChanged>false</HyperlinksChanged>
-  <AppVersion>15.0000</AppVersion>
-</Properties>
-</file>
-
-<file path=docProps\core.xml><?xml version="1.0" encoding="utf-8"?>
-<cp:coreProperties xmlns:cp="http://schemas.openxmlformats.org/package/2006/metadata/core-properties" xmlns:dc="http://purl.org/dc/elements/1.1/" xmlns:dcterms="http://purl.org/dc/terms/" xmlns:dcmitype="http://purl.org/dc/dcmitype/" xmlns:xsi="http://www.w3.org/2001/XMLSchema-instance">
-  <dc:creator>Un-named</dc:creator>
-  <cp:lastModifiedBy>Syed Muhammad Ali Bokhari</cp:lastModifiedBy>
-  <cp:revision>2</cp:revision>
-  <dcterms:created xsi:type="dcterms:W3CDTF">2026-09-20T07:05:00Z</dcterms:created>
-  <dcterms:modified xsi:type="dcterms:W3CDTF">2026-09-20T07:05:00Z</dcterms:modified>
-</cp:coreProperties>
-</file>
-
-<file path=docProps\custom.xml><?xml version="1.0" encoding="utf-8"?>
-<Properties xmlns="http://schemas.openxmlformats.org/officeDocument/2006/custom-properties" xmlns:vt="http://schemas.openxmlformats.org/officeDocument/2006/docPropsVTypes">
-  <property fmtid="{D5CDD505-2E9C-101B-9397-08002B2CF9AE}" pid="2" name="Converter">
-    <vt:lpwstr>SolidFramework v10.0.19910.1</vt:lpwstr>
-  </property>
-  <property fmtid="{D5CDD505-2E9C-101B-9397-08002B2CF9AE}" pid="3" name="Created">
-    <vt:filetime>2026-09-18T00:00:00Z</vt:filetime>
-  </property>
-  <property fmtid="{D5CDD505-2E9C-101B-9397-08002B2CF9AE}" pid="4" name="Creator">
-    <vt:lpwstr>Writer</vt:lpwstr>
-  </property>
-  <property fmtid="{D5CDD505-2E9C-101B-9397-08002B2CF9AE}" pid="5" name="Producer">
-    <vt:lpwstr>LibreOffice 24.2</vt:lpwstr>
-  </property>
-  <property fmtid="{D5CDD505-2E9C-101B-9397-08002B2CF9AE}" pid="6" name="LastSaved">
-    <vt:filetime>2026-09-18T00:00:00Z</vt:filetime>
-  </property>
-</Properties>
-</file>
-
-<file path=word\document.xml><?xml version="1.0" encoding="utf-8"?>
+<file path=word/document.xml><?xml version="1.0" encoding="utf-8"?>
 <w:document xmlns:wpc="http://schemas.microsoft.com/office/word/2010/wordprocessingCanvas" xmlns:mc="http://schemas.openxmlformats.org/markup-compatibility/2006" xmlns:o="urn:schemas-microsoft-com:office:office" xmlns:r="http://schemas.openxmlformats.org/officeDocument/2006/relationships" xmlns:m="http://schemas.openxmlformats.org/officeDocument/2006/math" xmlns:v="urn:schemas-microsoft-com:vml" xmlns:wp14="http://schemas.microsoft.com/office/word/2010/wordprocessingDrawing" xmlns:wp="http://schemas.openxmlformats.org/drawingml/2006/wordprocessingDrawing" xmlns:w10="urn:schemas-microsoft-com:office:word" xmlns:w="http://schemas.openxmlformats.org/wordprocessingml/2006/main" xmlns:w14="http://schemas.microsoft.com/office/word/2010/wordml" xmlns:w15="http://schemas.microsoft.com/office/word/2012/wordml" xmlns:wpg="http://schemas.microsoft.com/office/word/2010/wordprocessingGroup" xmlns:wpi="http://schemas.microsoft.com/office/word/2010/wordprocessingInk" xmlns:wne="http://schemas.microsoft.com/office/word/2006/wordml" xmlns:wps="http://schemas.microsoft.com/office/word/2010/wordprocessingShape" mc:Ignorable="w14 w15 wp14">
   <w:body>
     <w:p>
@@ -119,7 +68,19 @@
     <w:p>
       <w:pPr>
         <w:spacing w:before="40" w:line="256" w:lineRule="auto"/>
-        <w:ind w:left="1" w:right="3047"/>
+        <w:ind w:left="2161" w:right="3047" w:firstLine="719"/>
+        <w:jc w:val="center"/>
+        <w:rPr>
+          <w:color w:val="767676"/>
+          <w:sz w:val="24"/>
+        </w:rPr>
+      </w:pPr>
+    </w:p>
+    <w:p>
+      <w:pPr>
+        <w:spacing w:before="40" w:line="256" w:lineRule="auto"/>
+        <w:ind w:left="2161" w:right="3047" w:firstLine="719"/>
+        <w:jc w:val="center"/>
         <w:rPr>
           <w:color w:val="767676"/>
           <w:sz w:val="24"/>
@@ -162,19 +123,12 @@
         </w:rPr>
         <w:t>Program</w:t>
       </w:r>
-      <w:r>
-        <w:rPr>
-          <w:color w:val="767676"/>
-          <w:spacing w:val="-7"/>
-          <w:sz w:val="24"/>
-        </w:rPr>
-        <w:t xml:space="preserve"> </w:t>
-      </w:r>
     </w:p>
     <w:p>
       <w:pPr>
         <w:spacing w:before="40" w:line="256" w:lineRule="auto"/>
-        <w:ind w:left="1" w:right="3047"/>
+        <w:ind w:left="2161" w:right="3047"/>
+        <w:jc w:val="center"/>
         <w:rPr>
           <w:color w:val="767676"/>
           <w:sz w:val="24"/>
@@ -185,13 +139,14 @@
           <w:color w:val="767676"/>
           <w:sz w:val="24"/>
         </w:rPr>
-        <w:t>Prepared by: Syed Muhammad Ali Bokhari</w:t>
+        <w:t xml:space="preserve">     Prepared by: Syed Muhammad Ali Bokhari</w:t>
       </w:r>
     </w:p>
     <w:p>
       <w:pPr>
         <w:spacing w:before="40" w:line="256" w:lineRule="auto"/>
-        <w:ind w:left="1" w:right="3047"/>
+        <w:ind w:left="2161" w:right="3047"/>
+        <w:jc w:val="center"/>
         <w:rPr>
           <w:sz w:val="24"/>
         </w:rPr>
@@ -201,7 +156,7 @@
           <w:color w:val="767676"/>
           <w:sz w:val="24"/>
         </w:rPr>
-        <w:t>INTERN ID: ZYNVEX-CERT-1152</w:t>
+        <w:t xml:space="preserve">               INTERN ID: ZYNVEX-CERT-1152</w:t>
       </w:r>
     </w:p>
     <w:p>
@@ -349,10 +304,7 @@
         <w:t xml:space="preserve"> </w:t>
       </w:r>
       <w:r>
-        <w:t>low-resource settings, however, full diagnostic test</w:t>
-      </w:r>
-      <w:r>
-        <w:t>ing is not always immediately available, which creates a real gap between when risk factors are present and when they are actually caught.</w:t>
+        <w:t>low-resource settings, however, full diagnostic testing is not always immediately available, which creates a real gap between when risk factors are present and when they are actually caught.</w:t>
       </w:r>
     </w:p>
     <w:p>
@@ -363,13 +315,8 @@
         <w:jc w:val="both"/>
       </w:pPr>
       <w:r>
-        <w:t>This project addresses that gap with a machine learning screening tool: a trained classifier that estimates a patient</w:t>
-      </w:r>
-      <w:r>
-        <w:t>'s diabetes risk from eight routine diagnostic measurements, wrapped in a simple web application so the prediction is usable by a non-technical person rather than locked inside a notebook. The project covers the full applied ML workflow</w:t>
-      </w:r>
-      <w:bookmarkStart w:id="0" w:name="_GoBack"/>
-      <w:bookmarkEnd w:id="0"/>
+        <w:t>This project addresses that gap with a machine learning screening tool: a trained classifier that estimates a patient's diabetes risk from eight routine diagnostic measurements, wrapped in a simple web application so the prediction is usable by a non-technical person rather than locked inside a notebook. The project covers the full applied ML workflow</w:t>
+      </w:r>
       <w:r>
         <w:rPr>
           <w:spacing w:val="-3"/>
@@ -690,24 +637,7 @@
         <w:t xml:space="preserve"> </w:t>
       </w:r>
       <w:r>
-        <w:t xml:space="preserve">routine </w:t>
-      </w:r>
-      <w:proofErr w:type="gramStart"/>
-      <w:r>
-        <w:t>diagnostic</w:t>
-      </w:r>
-      <w:proofErr w:type="gramEnd"/>
-      <w:r>
-        <w:t xml:space="preserve"> health measurements, and surface the key risk factors driving each prediction. The model should be usable as an ear</w:t>
-      </w:r>
-      <w:r>
-        <w:t xml:space="preserve">ly, low-cost screening signal, not a diagnosis </w:t>
-      </w:r>
-      <w:r>
-        <w:t>in contexts where full diagnostic testi</w:t>
-      </w:r>
-      <w:r>
-        <w:t>ng isn't always immediately available.</w:t>
+        <w:t xml:space="preserve">routine diagnostic health measurements, and surface the key risk factors driving each prediction. The model should be usable as an early, low-cost screening signal, not a diagnosis in contexts where full diagnostic testing isn't always immediately available.</w:t>
       </w:r>
     </w:p>
     <w:p>
@@ -1209,7 +1139,6 @@
                 <w:sz w:val="20"/>
               </w:rPr>
             </w:pPr>
-            <w:proofErr w:type="spellStart"/>
             <w:r>
               <w:rPr>
                 <w:spacing w:val="-2"/>
@@ -1217,7 +1146,6 @@
               </w:rPr>
               <w:t>BloodPressure</w:t>
             </w:r>
-            <w:proofErr w:type="spellEnd"/>
           </w:p>
         </w:tc>
         <w:tc>
@@ -1309,7 +1237,6 @@
                 <w:sz w:val="20"/>
               </w:rPr>
             </w:pPr>
-            <w:proofErr w:type="spellStart"/>
             <w:r>
               <w:rPr>
                 <w:spacing w:val="-2"/>
@@ -1317,7 +1244,6 @@
               </w:rPr>
               <w:t>SkinThickness</w:t>
             </w:r>
-            <w:proofErr w:type="spellEnd"/>
           </w:p>
         </w:tc>
         <w:tc>
@@ -1558,7 +1484,6 @@
                 <w:sz w:val="20"/>
               </w:rPr>
             </w:pPr>
-            <w:proofErr w:type="spellStart"/>
             <w:r>
               <w:rPr>
                 <w:spacing w:val="-2"/>
@@ -1566,7 +1491,6 @@
               </w:rPr>
               <w:t>DiabetesPedigreeFunction</w:t>
             </w:r>
-            <w:proofErr w:type="spellEnd"/>
           </w:p>
         </w:tc>
         <w:tc>
@@ -1878,31 +1802,17 @@
         <w:jc w:val="both"/>
       </w:pPr>
       <w:r>
-        <w:t>The primary evaluation metrics are recall on the diabetic class and ROC-AUC, prioritized over r</w:t>
-      </w:r>
-      <w:r>
-        <w:t xml:space="preserve">aw accuracy. A false negative, </w:t>
-      </w:r>
-      <w:r>
-        <w:t>telling a diabe</w:t>
-      </w:r>
-      <w:r>
-        <w:t xml:space="preserve">tic patient they are low-risk, </w:t>
-      </w:r>
-      <w:r>
-        <w:t>is the costlier error in a screening context, so accuracy</w:t>
-      </w:r>
-      <w:r>
-        <w:rPr>
-          <w:spacing w:val="-3"/>
-        </w:rPr>
-        <w:t xml:space="preserve"> </w:t>
-      </w:r>
-      <w:proofErr w:type="gramStart"/>
+        <w:t xml:space="preserve">The primary evaluation metrics are recall on the diabetic class and ROC-AUC, prioritized over raw accuracy. A false negative, telling a diabetic patient they are low-risk, is the costlier error in a screening context, so accuracy</w:t>
+      </w:r>
+      <w:r>
+        <w:rPr>
+          <w:spacing w:val="-3"/>
+        </w:rPr>
+        <w:t xml:space="preserve"> </w:t>
+      </w:r>
       <w:r>
         <w:t>alone</w:t>
       </w:r>
-      <w:proofErr w:type="gramEnd"/>
       <w:r>
         <w:rPr>
           <w:spacing w:val="-4"/>
@@ -1937,10 +1847,7 @@
         <w:t xml:space="preserve"> </w:t>
       </w:r>
       <w:r>
-        <w:t>mislead</w:t>
-      </w:r>
-      <w:r>
-        <w:t>ing</w:t>
+        <w:t>misleading</w:t>
       </w:r>
       <w:r>
         <w:rPr>
@@ -2308,10 +2215,7 @@
         <w:t xml:space="preserve"> </w:t>
       </w:r>
       <w:r>
-        <w:t>rather than a notebook cell run. The app takes the same 8 raw measurements used in training, re-derives the engineered features from Sprint 1 internally, and returns a risk classification, a probability, and the top contributing factors for that specific p</w:t>
-      </w:r>
-      <w:r>
-        <w:t>atient.</w:t>
+        <w:t>rather than a notebook cell run. The app takes the same 8 raw measurements used in training, re-derives the engineered features from Sprint 1 internally, and returns a risk classification, a probability, and the top contributing factors for that specific patient.</w:t>
       </w:r>
     </w:p>
     <w:p>
@@ -2518,416 +2422,132 @@
         </w:rPr>
       </w:pPr>
     </w:p>
-    <w:tbl>
-      <w:tblPr>
-        <w:tblW w:w="0" w:type="auto"/>
-        <w:tblInd w:w="423" w:type="dxa"/>
-        <w:tblLayout w:type="fixed"/>
-        <w:tblCellMar>
-          <w:left w:w="0" w:type="dxa"/>
-          <w:right w:w="0" w:type="dxa"/>
-        </w:tblCellMar>
-        <w:tblLook w:val="01E0" w:firstRow="1" w:lastRow="1" w:firstColumn="1" w:lastColumn="1" w:noHBand="0" w:noVBand="0"/>
-      </w:tblPr>
-      <w:tblGrid>
-        <w:gridCol w:w="4240"/>
-        <w:gridCol w:w="4323"/>
-      </w:tblGrid>
-      <w:tr>
-        <w:trPr>
-          <w:trHeight w:val="4658"/>
-        </w:trPr>
-        <w:tc>
-          <w:tcPr>
-            <w:tcW w:w="4240" w:type="dxa"/>
-          </w:tcPr>
-          <w:p>
-            <w:pPr>
-              <w:pStyle w:val="TableParagraph"/>
-              <w:spacing w:line="240" w:lineRule="auto"/>
-              <w:ind w:left="50"/>
-              <w:rPr>
-                <w:sz w:val="20"/>
-              </w:rPr>
-            </w:pPr>
-            <w:r>
-              <w:rPr>
-                <w:noProof/>
-                <w:sz w:val="20"/>
-              </w:rPr>
-              <w:drawing>
-                <wp:inline distT="0" distB="0" distL="0" distR="0">
-                  <wp:extent cx="6000000" cy="2640000"/>
-                  <wp:effectExtent l="0" t="0" r="0" b="0"/>
-                  <wp:docPr id="1" name="Image 1"/>
-                  <wp:cNvGraphicFramePr>
-                    <a:graphicFrameLocks xmlns:a="http://schemas.openxmlformats.org/drawingml/2006/main"/>
-                  </wp:cNvGraphicFramePr>
-                  <a:graphic xmlns:a="http://schemas.openxmlformats.org/drawingml/2006/main">
-                    <a:graphicData uri="http://schemas.openxmlformats.org/drawingml/2006/picture">
-                      <pic:pic xmlns:pic="http://schemas.openxmlformats.org/drawingml/2006/picture">
-                        <pic:nvPicPr>
-                          <pic:cNvPr id="1" name="Image 1"/>
-                          <pic:cNvPicPr/>
-                        </pic:nvPicPr>
-                        <pic:blipFill>
-                          <a:blip r:embed="rId5" cstate="print"/>
-                          <a:stretch>
-                            <a:fillRect/>
-                          </a:stretch>
-                        </pic:blipFill>
-                        <pic:spPr>
-                          <a:xfrm>
-                            <a:off x="0" y="0"/>
-                            <a:ext cx="6000000" cy="2640000"/>
-                          </a:xfrm>
-                          <a:prstGeom prst="rect">
-                            <a:avLst/>
-                          </a:prstGeom>
-                        </pic:spPr>
-                      </pic:pic>
-                    </a:graphicData>
-                  </a:graphic>
-                </wp:inline>
-              </w:drawing>
-            </w:r>
-          </w:p>
-          <w:p>
-            <w:pPr>
-              <w:pStyle w:val="TableParagraph"/>
-              <w:spacing w:before="96" w:line="240" w:lineRule="auto"/>
-              <w:ind w:left="357"/>
-              <w:rPr>
-                <w:i/>
-                <w:sz w:val="18"/>
-              </w:rPr>
-            </w:pPr>
-            <w:r>
-              <w:rPr>
-                <w:i/>
-                <w:color w:val="545454"/>
-                <w:sz w:val="18"/>
-              </w:rPr>
-              <w:t>Figure</w:t>
-            </w:r>
-            <w:r>
-              <w:rPr>
-                <w:i/>
-                <w:color w:val="545454"/>
-                <w:spacing w:val="-4"/>
-                <w:sz w:val="18"/>
-              </w:rPr>
-              <w:t xml:space="preserve"> </w:t>
-            </w:r>
-            <w:r>
-              <w:rPr>
-                <w:i/>
-                <w:color w:val="545454"/>
-                <w:sz w:val="18"/>
-              </w:rPr>
-              <w:t>1.</w:t>
-            </w:r>
-            <w:r>
-              <w:rPr>
-                <w:i/>
-                <w:color w:val="545454"/>
-                <w:spacing w:val="-3"/>
-                <w:sz w:val="18"/>
-              </w:rPr>
-              <w:t xml:space="preserve"> </w:t>
-            </w:r>
-            <w:r>
-              <w:rPr>
-                <w:i/>
-                <w:color w:val="545454"/>
-                <w:sz w:val="18"/>
-              </w:rPr>
-              <w:t>The</w:t>
-            </w:r>
-            <w:r>
-              <w:rPr>
-                <w:i/>
-                <w:color w:val="545454"/>
-                <w:spacing w:val="-4"/>
-                <w:sz w:val="18"/>
-              </w:rPr>
-              <w:t xml:space="preserve"> </w:t>
-            </w:r>
-            <w:r>
-              <w:rPr>
-                <w:i/>
-                <w:color w:val="545454"/>
-                <w:sz w:val="18"/>
-              </w:rPr>
-              <w:t>diabetes</w:t>
-            </w:r>
-            <w:r>
-              <w:rPr>
-                <w:i/>
-                <w:color w:val="545454"/>
-                <w:spacing w:val="-4"/>
-                <w:sz w:val="18"/>
-              </w:rPr>
-              <w:t xml:space="preserve"> </w:t>
-            </w:r>
-            <w:r>
-              <w:rPr>
-                <w:i/>
-                <w:color w:val="545454"/>
-                <w:sz w:val="18"/>
-              </w:rPr>
-              <w:t>risk</w:t>
-            </w:r>
-            <w:r>
-              <w:rPr>
-                <w:i/>
-                <w:color w:val="545454"/>
-                <w:spacing w:val="-4"/>
-                <w:sz w:val="18"/>
-              </w:rPr>
-              <w:t xml:space="preserve"> </w:t>
-            </w:r>
-            <w:r>
-              <w:rPr>
-                <w:i/>
-                <w:color w:val="545454"/>
-                <w:sz w:val="18"/>
-              </w:rPr>
-              <w:t>screening</w:t>
-            </w:r>
-            <w:r>
-              <w:rPr>
-                <w:i/>
-                <w:color w:val="545454"/>
-                <w:spacing w:val="-2"/>
-                <w:sz w:val="18"/>
-              </w:rPr>
-              <w:t xml:space="preserve"> form.</w:t>
-            </w:r>
-          </w:p>
-        </w:tc>
-        <w:tc>
-          <w:tcPr>
-            <w:tcW w:w="4323" w:type="dxa"/>
-          </w:tcPr>
-          <w:p>
-            <w:pPr>
-              <w:pStyle w:val="TableParagraph"/>
-              <w:spacing w:line="240" w:lineRule="auto"/>
-              <w:ind w:left="490"/>
-              <w:rPr>
-                <w:sz w:val="20"/>
-              </w:rPr>
-            </w:pPr>
-            <w:r>
-              <w:rPr>
-                <w:noProof/>
-                <w:sz w:val="20"/>
-              </w:rPr>
-              <w:drawing>
-                <wp:inline distT="0" distB="0" distL="0" distR="0">
-                  <wp:extent cx="2359559" cy="2634043"/>
-                  <wp:effectExtent l="0" t="0" r="0" b="0"/>
-                  <wp:docPr id="2" name="Image 2"/>
-                  <wp:cNvGraphicFramePr>
-                    <a:graphicFrameLocks xmlns:a="http://schemas.openxmlformats.org/drawingml/2006/main"/>
-                  </wp:cNvGraphicFramePr>
-                  <a:graphic xmlns:a="http://schemas.openxmlformats.org/drawingml/2006/main">
-                    <a:graphicData uri="http://schemas.openxmlformats.org/drawingml/2006/picture">
-                      <pic:pic xmlns:pic="http://schemas.openxmlformats.org/drawingml/2006/picture">
-                        <pic:nvPicPr>
-                          <pic:cNvPr id="2" name="Image 2"/>
-                          <pic:cNvPicPr/>
-                        </pic:nvPicPr>
-                        <pic:blipFill>
-                          <a:blip r:embed="rId6" cstate="print"/>
-                          <a:stretch>
-                            <a:fillRect/>
-                          </a:stretch>
-                        </pic:blipFill>
-                        <pic:spPr>
-                          <a:xfrm>
-                            <a:off x="0" y="0"/>
-                            <a:ext cx="2359559" cy="2634043"/>
-                          </a:xfrm>
-                          <a:prstGeom prst="rect">
-                            <a:avLst/>
-                          </a:prstGeom>
-                        </pic:spPr>
-                      </pic:pic>
-                    </a:graphicData>
-                  </a:graphic>
-                </wp:inline>
-              </w:drawing>
-            </w:r>
-          </w:p>
-          <w:p>
-            <w:pPr>
-              <w:pStyle w:val="TableParagraph"/>
-              <w:spacing w:before="76" w:line="200" w:lineRule="atLeast"/>
-              <w:ind w:left="1820" w:right="49" w:hanging="1379"/>
-              <w:rPr>
-                <w:i/>
-                <w:sz w:val="18"/>
-              </w:rPr>
-            </w:pPr>
-            <w:r>
-              <w:rPr>
-                <w:i/>
-                <w:color w:val="545454"/>
-                <w:sz w:val="18"/>
-              </w:rPr>
-              <w:t>Figure</w:t>
-            </w:r>
-            <w:r>
-              <w:rPr>
-                <w:i/>
-                <w:color w:val="545454"/>
-                <w:spacing w:val="-6"/>
-                <w:sz w:val="18"/>
-              </w:rPr>
-              <w:t xml:space="preserve"> </w:t>
-            </w:r>
-            <w:r>
-              <w:rPr>
-                <w:i/>
-                <w:color w:val="545454"/>
-                <w:sz w:val="18"/>
-              </w:rPr>
-              <w:t>2.</w:t>
-            </w:r>
-            <w:r>
-              <w:rPr>
-                <w:i/>
-                <w:color w:val="545454"/>
-                <w:spacing w:val="-5"/>
-                <w:sz w:val="18"/>
-              </w:rPr>
-              <w:t xml:space="preserve"> </w:t>
-            </w:r>
-            <w:r>
-              <w:rPr>
-                <w:i/>
-                <w:color w:val="545454"/>
-                <w:sz w:val="18"/>
-              </w:rPr>
-              <w:t>The</w:t>
-            </w:r>
-            <w:r>
-              <w:rPr>
-                <w:i/>
-                <w:color w:val="545454"/>
-                <w:spacing w:val="-6"/>
-                <w:sz w:val="18"/>
-              </w:rPr>
-              <w:t xml:space="preserve"> </w:t>
-            </w:r>
-            <w:r>
-              <w:rPr>
-                <w:i/>
-                <w:color w:val="545454"/>
-                <w:sz w:val="18"/>
-              </w:rPr>
-              <w:t>form</w:t>
-            </w:r>
-            <w:r>
-              <w:rPr>
-                <w:i/>
-                <w:color w:val="545454"/>
-                <w:spacing w:val="-6"/>
-                <w:sz w:val="18"/>
-              </w:rPr>
-              <w:t xml:space="preserve"> </w:t>
-            </w:r>
-            <w:r>
-              <w:rPr>
-                <w:i/>
-                <w:color w:val="545454"/>
-                <w:sz w:val="18"/>
-              </w:rPr>
-              <w:t>populated</w:t>
-            </w:r>
-            <w:r>
-              <w:rPr>
-                <w:i/>
-                <w:color w:val="545454"/>
-                <w:spacing w:val="-5"/>
-                <w:sz w:val="18"/>
-              </w:rPr>
-              <w:t xml:space="preserve"> </w:t>
-            </w:r>
-            <w:r>
-              <w:rPr>
-                <w:i/>
-                <w:color w:val="545454"/>
-                <w:sz w:val="18"/>
-              </w:rPr>
-              <w:t>with</w:t>
-            </w:r>
-            <w:r>
-              <w:rPr>
-                <w:i/>
-                <w:color w:val="545454"/>
-                <w:spacing w:val="-5"/>
-                <w:sz w:val="18"/>
-              </w:rPr>
-              <w:t xml:space="preserve"> </w:t>
-            </w:r>
-            <w:r>
-              <w:rPr>
-                <w:i/>
-                <w:color w:val="545454"/>
-                <w:sz w:val="18"/>
-              </w:rPr>
-              <w:t>a</w:t>
-            </w:r>
-            <w:r>
-              <w:rPr>
-                <w:i/>
-                <w:color w:val="545454"/>
-                <w:spacing w:val="-5"/>
-                <w:sz w:val="18"/>
-              </w:rPr>
-              <w:t xml:space="preserve"> </w:t>
-            </w:r>
-            <w:r>
-              <w:rPr>
-                <w:i/>
-                <w:color w:val="545454"/>
-                <w:sz w:val="18"/>
-              </w:rPr>
-              <w:t>sample</w:t>
-            </w:r>
-            <w:r>
-              <w:rPr>
-                <w:i/>
-                <w:color w:val="545454"/>
-                <w:spacing w:val="-6"/>
-                <w:sz w:val="18"/>
-              </w:rPr>
-              <w:t xml:space="preserve"> </w:t>
-            </w:r>
-            <w:r>
-              <w:rPr>
-                <w:i/>
-                <w:color w:val="545454"/>
-                <w:sz w:val="18"/>
-              </w:rPr>
-              <w:t xml:space="preserve">patient's </w:t>
-            </w:r>
-            <w:r>
-              <w:rPr>
-                <w:i/>
-                <w:color w:val="545454"/>
-                <w:spacing w:val="-2"/>
-                <w:sz w:val="18"/>
-              </w:rPr>
-              <w:t>measurements.</w:t>
-            </w:r>
-          </w:p>
-        </w:tc>
-      </w:tr>
-    </w:tbl>
+    <w:p>
+      <w:pPr>
+        <w:jc w:val="center"/>
+      </w:pPr>
+      <w:r>
+        <w:rPr>
+          <w:noProof/>
+        </w:rPr>
+        <w:drawing>
+          <wp:inline distT="0" distB="0" distL="0" distR="0" wp14:anchorId="5AD68B64" wp14:editId="73AE3387">
+            <wp:extent cx="6172200" cy="2630887"/>
+            <wp:effectExtent l="0" t="0" r="0" b="0"/>
+            <wp:docPr id="101" name="Picture 1 Full"/>
+            <wp:cNvGraphicFramePr>
+              <a:graphicFrameLocks xmlns:a="http://schemas.openxmlformats.org/drawingml/2006/main" noChangeAspect="1"/>
+            </wp:cNvGraphicFramePr>
+            <a:graphic xmlns:a="http://schemas.openxmlformats.org/drawingml/2006/main">
+              <a:graphicData uri="http://schemas.openxmlformats.org/drawingml/2006/picture">
+                <pic:pic xmlns:pic="http://schemas.openxmlformats.org/drawingml/2006/picture">
+                  <pic:nvPicPr>
+                    <pic:cNvPr id="101" name=""/>
+                    <pic:cNvPicPr/>
+                  </pic:nvPicPr>
+                  <pic:blipFill>
+                    <a:blip r:embed="rId5"/>
+                    <a:stretch>
+                      <a:fillRect/>
+                    </a:stretch>
+                  </pic:blipFill>
+                  <pic:spPr>
+                    <a:xfrm>
+                      <a:off x="0" y="0"/>
+                      <a:ext cx="6172200" cy="2630887"/>
+                    </a:xfrm>
+                    <a:prstGeom prst="rect">
+                      <a:avLst/>
+                    </a:prstGeom>
+                  </pic:spPr>
+                </pic:pic>
+              </a:graphicData>
+            </a:graphic>
+          </wp:inline>
+        </w:drawing>
+      </w:r>
+    </w:p>
+    <w:p>
+      <w:pPr>
+        <w:spacing w:before="96" w:line="240" w:lineRule="auto"/>
+        <w:jc w:val="center"/>
+        <w:rPr>
+          <w:i/>
+          <w:sz w:val="18"/>
+        </w:rPr>
+      </w:pPr>
+      <w:r>
+        <w:rPr>
+          <w:i/>
+          <w:color w:val="545454"/>
+          <w:sz w:val="18"/>
+        </w:rPr>
+        <w:t>Figure 1. The diabetes risk screening form.</w:t>
+      </w:r>
+    </w:p>
+    <w:p>
+      <w:pPr>
+        <w:jc w:val="center"/>
+      </w:pPr>
+      <w:r>
+        <w:rPr>
+          <w:noProof/>
+        </w:rPr>
+        <w:drawing>
+          <wp:inline distT="0" distB="0" distL="0" distR="0" wp14:anchorId="6758BAD4" wp14:editId="52042744">
+            <wp:extent cx="6172200" cy="6878063"/>
+            <wp:effectExtent l="0" t="0" r="0" b="0"/>
+            <wp:docPr id="102" name="Picture 2 Full"/>
+            <wp:cNvGraphicFramePr>
+              <a:graphicFrameLocks xmlns:a="http://schemas.openxmlformats.org/drawingml/2006/main" noChangeAspect="1"/>
+            </wp:cNvGraphicFramePr>
+            <a:graphic xmlns:a="http://schemas.openxmlformats.org/drawingml/2006/main">
+              <a:graphicData uri="http://schemas.openxmlformats.org/drawingml/2006/picture">
+                <pic:pic xmlns:pic="http://schemas.openxmlformats.org/drawingml/2006/picture">
+                  <pic:nvPicPr>
+                    <pic:cNvPr id="102" name="Image 2 Full"/>
+                    <pic:cNvPicPr/>
+                  </pic:nvPicPr>
+                  <pic:blipFill>
+                    <a:blip r:embed="rId6" cstate="print"/>
+                    <a:stretch>
+                      <a:fillRect/>
+                    </a:stretch>
+                  </pic:blipFill>
+                  <pic:spPr>
+                    <a:xfrm>
+                      <a:off x="0" y="0"/>
+                      <a:ext cx="6172200" cy="6878063"/>
+                    </a:xfrm>
+                    <a:prstGeom prst="rect">
+                      <a:avLst/>
+                    </a:prstGeom>
+                  </pic:spPr>
+                </pic:pic>
+              </a:graphicData>
+            </a:graphic>
+          </wp:inline>
+        </w:drawing>
+      </w:r>
+    </w:p>
+    <w:p>
+      <w:pPr>
+        <w:spacing w:before="76" w:line="240" w:lineRule="auto"/>
+        <w:jc w:val="center"/>
+        <w:rPr>
+          <w:i/>
+          <w:sz w:val="18"/>
+        </w:rPr>
+      </w:pPr>
+      <w:r>
+        <w:rPr>
+          <w:i/>
+          <w:color w:val="545454"/>
+          <w:sz w:val="18"/>
+        </w:rPr>
+        <w:t>Figure 2. The form populated with a sample patient's measurements.</w:t>
+      </w:r>
+    </w:p>
     <w:p>
       <w:pPr>
         <w:pStyle w:val="BodyText"/>
@@ -3217,10 +2837,7 @@
         <w:t xml:space="preserve"> </w:t>
       </w:r>
       <w:r>
-        <w:t>entered,</w:t>
-      </w:r>
-      <w:r>
-        <w:t xml:space="preserve"> so the</w:t>
+        <w:t xml:space="preserve">entered, so the</w:t>
       </w:r>
       <w:r>
         <w:rPr>
@@ -3288,290 +2905,132 @@
         </w:sectPr>
       </w:pPr>
     </w:p>
-    <w:tbl>
-      <w:tblPr>
-        <w:tblW w:w="0" w:type="auto"/>
-        <w:tblInd w:w="223" w:type="dxa"/>
-        <w:tblLayout w:type="fixed"/>
-        <w:tblCellMar>
-          <w:left w:w="0" w:type="dxa"/>
-          <w:right w:w="0" w:type="dxa"/>
-        </w:tblCellMar>
-        <w:tblLook w:val="01E0" w:firstRow="1" w:lastRow="1" w:firstColumn="1" w:lastColumn="1" w:noHBand="0" w:noVBand="0"/>
-      </w:tblPr>
-      <w:tblGrid>
-        <w:gridCol w:w="4408"/>
-        <w:gridCol w:w="4602"/>
-      </w:tblGrid>
-      <w:tr>
-        <w:trPr>
-          <w:trHeight w:val="5255"/>
-        </w:trPr>
-        <w:tc>
-          <w:tcPr>
-            <w:tcW w:w="4408" w:type="dxa"/>
-          </w:tcPr>
-          <w:p>
-            <w:pPr>
-              <w:pStyle w:val="TableParagraph"/>
-              <w:spacing w:line="240" w:lineRule="auto"/>
-              <w:ind w:left="399"/>
-              <w:rPr>
-                <w:sz w:val="20"/>
-              </w:rPr>
-            </w:pPr>
-            <w:r>
-              <w:rPr>
-                <w:noProof/>
-                <w:sz w:val="20"/>
-              </w:rPr>
-              <w:lastRenderedPageBreak/>
-              <w:drawing>
-                <wp:inline distT="0" distB="0" distL="0" distR="0">
-                  <wp:extent cx="2189671" cy="2904744"/>
-                  <wp:effectExtent l="0" t="0" r="0" b="0"/>
-                  <wp:docPr id="3" name="Image 3"/>
-                  <wp:cNvGraphicFramePr>
-                    <a:graphicFrameLocks xmlns:a="http://schemas.openxmlformats.org/drawingml/2006/main"/>
-                  </wp:cNvGraphicFramePr>
-                  <a:graphic xmlns:a="http://schemas.openxmlformats.org/drawingml/2006/main">
-                    <a:graphicData uri="http://schemas.openxmlformats.org/drawingml/2006/picture">
-                      <pic:pic xmlns:pic="http://schemas.openxmlformats.org/drawingml/2006/picture">
-                        <pic:nvPicPr>
-                          <pic:cNvPr id="3" name="Image 3"/>
-                          <pic:cNvPicPr/>
-                        </pic:nvPicPr>
-                        <pic:blipFill>
-                          <a:blip r:embed="rId7" cstate="print"/>
-                          <a:stretch>
-                            <a:fillRect/>
-                          </a:stretch>
-                        </pic:blipFill>
-                        <pic:spPr>
-                          <a:xfrm>
-                            <a:off x="0" y="0"/>
-                            <a:ext cx="2189671" cy="2904744"/>
-                          </a:xfrm>
-                          <a:prstGeom prst="rect">
-                            <a:avLst/>
-                          </a:prstGeom>
-                        </pic:spPr>
-                      </pic:pic>
-                    </a:graphicData>
-                  </a:graphic>
-                </wp:inline>
-              </w:drawing>
-            </w:r>
-          </w:p>
-          <w:p>
-            <w:pPr>
-              <w:pStyle w:val="TableParagraph"/>
-              <w:spacing w:before="40" w:line="200" w:lineRule="atLeast"/>
-              <w:ind w:left="50" w:right="223"/>
-              <w:jc w:val="center"/>
-              <w:rPr>
-                <w:i/>
-                <w:sz w:val="18"/>
-              </w:rPr>
-            </w:pPr>
-            <w:r>
-              <w:rPr>
-                <w:i/>
-                <w:color w:val="545454"/>
-                <w:sz w:val="18"/>
-              </w:rPr>
-              <w:t>Figure</w:t>
-            </w:r>
-            <w:r>
-              <w:rPr>
-                <w:i/>
-                <w:color w:val="545454"/>
-                <w:spacing w:val="-8"/>
-                <w:sz w:val="18"/>
-              </w:rPr>
-              <w:t xml:space="preserve"> </w:t>
-            </w:r>
-            <w:r>
-              <w:rPr>
-                <w:i/>
-                <w:color w:val="545454"/>
-                <w:sz w:val="18"/>
-              </w:rPr>
-              <w:t>3.</w:t>
-            </w:r>
-            <w:r>
-              <w:rPr>
-                <w:i/>
-                <w:color w:val="545454"/>
-                <w:spacing w:val="-7"/>
-                <w:sz w:val="18"/>
-              </w:rPr>
-              <w:t xml:space="preserve"> </w:t>
-            </w:r>
-            <w:r>
-              <w:rPr>
-                <w:i/>
-                <w:color w:val="545454"/>
-                <w:sz w:val="18"/>
-              </w:rPr>
-              <w:t>"Higher</w:t>
-            </w:r>
-            <w:r>
-              <w:rPr>
-                <w:i/>
-                <w:color w:val="545454"/>
-                <w:spacing w:val="-8"/>
-                <w:sz w:val="18"/>
-              </w:rPr>
-              <w:t xml:space="preserve"> </w:t>
-            </w:r>
-            <w:r>
-              <w:rPr>
-                <w:i/>
-                <w:color w:val="545454"/>
-                <w:sz w:val="18"/>
-              </w:rPr>
-              <w:t>Risk"</w:t>
-            </w:r>
-            <w:r>
-              <w:rPr>
-                <w:i/>
-                <w:color w:val="545454"/>
-                <w:spacing w:val="-8"/>
-                <w:sz w:val="18"/>
-              </w:rPr>
-              <w:t xml:space="preserve"> </w:t>
-            </w:r>
-            <w:r>
-              <w:rPr>
-                <w:i/>
-                <w:color w:val="545454"/>
-                <w:sz w:val="18"/>
-              </w:rPr>
-              <w:t>â€”</w:t>
-            </w:r>
-            <w:r>
-              <w:rPr>
-                <w:i/>
-                <w:color w:val="545454"/>
-                <w:spacing w:val="-8"/>
-                <w:sz w:val="18"/>
-              </w:rPr>
-              <w:t xml:space="preserve"> </w:t>
-            </w:r>
-            <w:r>
-              <w:rPr>
-                <w:i/>
-                <w:color w:val="545454"/>
-                <w:sz w:val="18"/>
-              </w:rPr>
-              <w:t>elevated</w:t>
-            </w:r>
-            <w:r>
-              <w:rPr>
-                <w:i/>
-                <w:color w:val="545454"/>
-                <w:spacing w:val="-7"/>
-                <w:sz w:val="18"/>
-              </w:rPr>
-              <w:t xml:space="preserve"> </w:t>
-            </w:r>
-            <w:r>
-              <w:rPr>
-                <w:i/>
-                <w:color w:val="545454"/>
-                <w:sz w:val="18"/>
-              </w:rPr>
-              <w:t xml:space="preserve">Glucose/BMI/Insulin drive an 88.6% estimated probability, above the 41.2% </w:t>
-            </w:r>
-            <w:r>
-              <w:rPr>
-                <w:i/>
-                <w:color w:val="545454"/>
-                <w:spacing w:val="-2"/>
-                <w:sz w:val="18"/>
-              </w:rPr>
-              <w:t>threshold.</w:t>
-            </w:r>
-          </w:p>
-        </w:tc>
-        <w:tc>
-          <w:tcPr>
-            <w:tcW w:w="4602" w:type="dxa"/>
-          </w:tcPr>
-          <w:p>
-            <w:pPr>
-              <w:pStyle w:val="TableParagraph"/>
-              <w:spacing w:line="240" w:lineRule="auto"/>
-              <w:ind w:left="672"/>
-              <w:rPr>
-                <w:sz w:val="20"/>
-              </w:rPr>
-            </w:pPr>
-            <w:r>
-              <w:rPr>
-                <w:noProof/>
-                <w:sz w:val="20"/>
-              </w:rPr>
-              <w:drawing>
-                <wp:inline distT="0" distB="0" distL="0" distR="0">
-                  <wp:extent cx="5800000" cy="3250000"/>
-                  <wp:effectExtent l="0" t="0" r="0" b="0"/>
-                  <wp:docPr id="4" name="Image 4"/>
-                  <wp:cNvGraphicFramePr>
-                    <a:graphicFrameLocks xmlns:a="http://schemas.openxmlformats.org/drawingml/2006/main"/>
-                  </wp:cNvGraphicFramePr>
-                  <a:graphic xmlns:a="http://schemas.openxmlformats.org/drawingml/2006/main">
-                    <a:graphicData uri="http://schemas.openxmlformats.org/drawingml/2006/picture">
-                      <pic:pic xmlns:pic="http://schemas.openxmlformats.org/drawingml/2006/picture">
-                        <pic:nvPicPr>
-                          <pic:cNvPr id="4" name="Image 4"/>
-                          <pic:cNvPicPr/>
-                        </pic:nvPicPr>
-                        <pic:blipFill>
-                          <a:blip r:embed="rId8" cstate="print"/>
-                          <a:stretch>
-                            <a:fillRect/>
-                          </a:stretch>
-                        </pic:blipFill>
-                        <pic:spPr>
-                          <a:xfrm>
-                            <a:off x="0" y="0"/>
-                            <a:ext cx="5800000" cy="3250000"/>
-                          </a:xfrm>
-                          <a:prstGeom prst="rect">
-                            <a:avLst/>
-                          </a:prstGeom>
-                        </pic:spPr>
-                      </pic:pic>
-                    </a:graphicData>
-                  </a:graphic>
-                </wp:inline>
-              </w:drawing>
-            </w:r>
-          </w:p>
-          <w:p>
-            <w:pPr>
-              <w:pStyle w:val="TableParagraph"/>
-              <w:spacing w:before="60" w:line="240" w:lineRule="auto"/>
-              <w:ind w:left="225" w:right="48" w:firstLine="386"/>
-              <w:rPr>
-                <w:i/>
-                <w:sz w:val="18"/>
-              </w:rPr>
-            </w:pPr>
-            <w:r>
-              <w:rPr>
-                <w:i/>
-                <w:color w:val="545454"/>
-                <w:sz w:val="18"/>
-              </w:rPr>
-              <w:t>Figure 4. "Lower Risk" — current DiaPredict screening result showing a 7.7% estimated probability.</w:t>
-            </w:r>
-          </w:p>
-        </w:tc>
-      </w:tr>
-    </w:tbl>
+    <w:p>
+      <w:pPr>
+        <w:jc w:val="center"/>
+      </w:pPr>
+      <w:r>
+        <w:rPr>
+          <w:noProof/>
+        </w:rPr>
+        <w:drawing>
+          <wp:inline distT="0" distB="0" distL="0" distR="0">
+            <wp:extent cx="5058944" cy="6858000"/>
+            <wp:effectExtent l="0" t="0" r="0" b="0"/>
+            <wp:docPr id="103" name="Picture 3 Full"/>
+            <wp:cNvGraphicFramePr>
+              <a:graphicFrameLocks xmlns:a="http://schemas.openxmlformats.org/drawingml/2006/main" noChangeAspect="1"/>
+            </wp:cNvGraphicFramePr>
+            <a:graphic xmlns:a="http://schemas.openxmlformats.org/drawingml/2006/main">
+              <a:graphicData uri="http://schemas.openxmlformats.org/drawingml/2006/picture">
+                <pic:pic xmlns:pic="http://schemas.openxmlformats.org/drawingml/2006/picture">
+                  <pic:nvPicPr>
+                    <pic:cNvPr id="103" name="Image 3 Full"/>
+                    <pic:cNvPicPr/>
+                  </pic:nvPicPr>
+                  <pic:blipFill>
+                    <a:blip r:embed="rId7" cstate="print"/>
+                    <a:stretch>
+                      <a:fillRect/>
+                    </a:stretch>
+                  </pic:blipFill>
+                  <pic:spPr>
+                    <a:xfrm>
+                      <a:off x="0" y="0"/>
+                      <a:ext cx="5058944" cy="6858000"/>
+                    </a:xfrm>
+                    <a:prstGeom prst="rect">
+                      <a:avLst/>
+                    </a:prstGeom>
+                  </pic:spPr>
+                </pic:pic>
+              </a:graphicData>
+            </a:graphic>
+          </wp:inline>
+        </w:drawing>
+      </w:r>
+    </w:p>
+    <w:p>
+      <w:pPr>
+        <w:spacing w:before="40" w:line="240" w:lineRule="auto"/>
+        <w:jc w:val="center"/>
+        <w:rPr>
+          <w:i/>
+          <w:sz w:val="18"/>
+        </w:rPr>
+      </w:pPr>
+      <w:r>
+        <w:rPr>
+          <w:i/>
+          <w:color w:val="545454"/>
+          <w:sz w:val="18"/>
+        </w:rPr>
+        <w:t>Figure 3. "Higher Risk" elevated Glucose/BMI/Insulin drive an 88.6% estimated probability, above the 41.2% threshold.</w:t>
+      </w:r>
+    </w:p>
+    <w:p>
+      <w:pPr>
+        <w:jc w:val="center"/>
+      </w:pPr>
+      <w:r>
+        <w:rPr>
+          <w:noProof/>
+        </w:rPr>
+        <w:drawing>
+          <wp:inline distT="0" distB="0" distL="0" distR="0">
+            <wp:extent cx="6172200" cy="3524539"/>
+            <wp:effectExtent l="0" t="0" r="0" b="0"/>
+            <wp:docPr id="104" name="Picture 4 Full"/>
+            <wp:cNvGraphicFramePr>
+              <a:graphicFrameLocks xmlns:a="http://schemas.openxmlformats.org/drawingml/2006/main" noChangeAspect="1"/>
+            </wp:cNvGraphicFramePr>
+            <a:graphic xmlns:a="http://schemas.openxmlformats.org/drawingml/2006/main">
+              <a:graphicData uri="http://schemas.openxmlformats.org/drawingml/2006/picture">
+                <pic:pic xmlns:pic="http://schemas.openxmlformats.org/drawingml/2006/picture">
+                  <pic:nvPicPr>
+                    <pic:cNvPr id="104" name="Image 4 Full"/>
+                    <pic:cNvPicPr/>
+                  </pic:nvPicPr>
+                  <pic:blipFill>
+                    <a:blip r:embed="rId8" cstate="print"/>
+                    <a:stretch>
+                      <a:fillRect/>
+                    </a:stretch>
+                  </pic:blipFill>
+                  <pic:spPr>
+                    <a:xfrm>
+                      <a:off x="0" y="0"/>
+                      <a:ext cx="6172200" cy="3524539"/>
+                    </a:xfrm>
+                    <a:prstGeom prst="rect">
+                      <a:avLst/>
+                    </a:prstGeom>
+                  </pic:spPr>
+                </pic:pic>
+              </a:graphicData>
+            </a:graphic>
+          </wp:inline>
+        </w:drawing>
+      </w:r>
+    </w:p>
+    <w:p>
+      <w:pPr>
+        <w:spacing w:before="60" w:line="240" w:lineRule="auto"/>
+        <w:jc w:val="center"/>
+        <w:rPr>
+          <w:i/>
+          <w:sz w:val="18"/>
+        </w:rPr>
+      </w:pPr>
+      <w:r>
+        <w:rPr>
+          <w:i/>
+          <w:color w:val="545454"/>
+          <w:sz w:val="18"/>
+        </w:rPr>
+        <w:t>Figure 4. "Lower Risk" — current DiaPredict screening result showing a 7.7% estimated probability.</w:t>
+      </w:r>
+    </w:p>
     <w:p>
       <w:pPr>
         <w:pStyle w:val="TableParagraph"/>
@@ -3586,6 +3045,15 @@
           <w:cols w:space="720"/>
         </w:sectPr>
       </w:pPr>
+      <w:r>
+        <w:rPr>
+          <w:i/>
+          <w:sz w:val="18"/>
+        </w:rPr>
+        <w:t>s</w:t>
+      </w:r>
+      <w:bookmarkStart w:id="0" w:name="_GoBack"/>
+      <w:bookmarkEnd w:id="0"/>
     </w:p>
     <w:p>
       <w:pPr>
@@ -3605,7 +3073,6 @@
           <w:color w:val="2D73B4"/>
           <w:spacing w:val="-2"/>
         </w:rPr>
-        <w:lastRenderedPageBreak/>
         <w:t>Results</w:t>
       </w:r>
     </w:p>
@@ -3697,27 +3164,17 @@
         </w:rPr>
         <w:t xml:space="preserve"> </w:t>
       </w:r>
-      <w:proofErr w:type="spellStart"/>
-      <w:r>
-        <w:t>BloodPressure</w:t>
-      </w:r>
-      <w:proofErr w:type="spellEnd"/>
-      <w:r>
-        <w:t>,</w:t>
-      </w:r>
-      <w:r>
-        <w:rPr>
-          <w:spacing w:val="-4"/>
-        </w:rPr>
-        <w:t xml:space="preserve"> </w:t>
-      </w:r>
-      <w:proofErr w:type="spellStart"/>
-      <w:r>
-        <w:t>SkinThickness</w:t>
-      </w:r>
-      <w:proofErr w:type="spellEnd"/>
-      <w:r>
-        <w:t>,</w:t>
+      <w:r>
+        <w:t>BloodPressure,</w:t>
+      </w:r>
+      <w:r>
+        <w:rPr>
+          <w:spacing w:val="-4"/>
+        </w:rPr>
+        <w:t xml:space="preserve"> </w:t>
+      </w:r>
+      <w:r>
+        <w:t>SkinThickness,</w:t>
       </w:r>
       <w:r>
         <w:rPr>
@@ -3969,10 +3426,7 @@
         <w:t xml:space="preserve"> </w:t>
       </w:r>
       <w:r>
-        <w:t xml:space="preserve">BMI </w:t>
-      </w:r>
-      <w:r>
-        <w:t>Category</w:t>
+        <w:t xml:space="preserve">BMI Category</w:t>
       </w:r>
       <w:r>
         <w:rPr>
@@ -3990,10 +3444,7 @@
         <w:t xml:space="preserve"> </w:t>
       </w:r>
       <w:r>
-        <w:t xml:space="preserve">Age </w:t>
-      </w:r>
-      <w:r>
-        <w:t>Group</w:t>
+        <w:t xml:space="preserve">Age Group</w:t>
       </w:r>
       <w:r>
         <w:rPr>
@@ -4029,13 +3480,7 @@
         <w:t xml:space="preserve"> </w:t>
       </w:r>
       <w:r>
-        <w:t xml:space="preserve">Glucose BMI Interaction and Insulin Glucose </w:t>
-      </w:r>
-      <w:r>
-        <w:t>Ratio (clinically-motivated interacti</w:t>
-      </w:r>
-      <w:r>
-        <w:t>on/ratio terms), both of which ranked among the strongest correlates with the target.</w:t>
+        <w:t xml:space="preserve">Glucose BMI Interaction and Insulin Glucose Ratio (clinically-motivated interaction/ratio terms), both of which ranked among the strongest correlates with the target.</w:t>
       </w:r>
     </w:p>
     <w:p>
@@ -4086,13 +3531,8 @@
         <w:jc w:val="both"/>
       </w:pPr>
       <w:r>
-        <w:t xml:space="preserve">Four classical models were trained and evaluated, with Logistic Regression and Random Forest tuned via </w:t>
-      </w:r>
-      <w:proofErr w:type="spellStart"/>
-      <w:r>
-        <w:t>GridSearchCV</w:t>
-      </w:r>
-      <w:proofErr w:type="spellEnd"/>
+        <w:t xml:space="preserve">Four classical models were trained and evaluated, with Logistic Regression and Random Forest tuned via GridSearchCV</w:t>
+      </w:r>
       <w:r>
         <w:rPr>
           <w:spacing w:val="-6"/>
@@ -4118,10 +3558,7 @@
         <w:t xml:space="preserve"> </w:t>
       </w:r>
       <w:r>
-        <w:t>cross-validation)</w:t>
-      </w:r>
-      <w:r>
-        <w:t>;</w:t>
+        <w:t>cross-validation);</w:t>
       </w:r>
       <w:r>
         <w:rPr>
@@ -4139,15 +3576,7 @@
         <w:t xml:space="preserve"> </w:t>
       </w:r>
       <w:r>
-        <w:t>Dropout/</w:t>
-      </w:r>
-      <w:proofErr w:type="spellStart"/>
-      <w:r>
-        <w:t>EarlyStopping</w:t>
-      </w:r>
-      <w:proofErr w:type="spellEnd"/>
-      <w:r>
-        <w:t>-regularized</w:t>
+        <w:t>Dropout/EarlyStopping-regularized</w:t>
       </w:r>
       <w:r>
         <w:rPr>
@@ -4155,11 +3584,9 @@
         </w:rPr>
         <w:t xml:space="preserve"> </w:t>
       </w:r>
-      <w:proofErr w:type="spellStart"/>
       <w:r>
         <w:t>Keras</w:t>
       </w:r>
-      <w:proofErr w:type="spellEnd"/>
       <w:r>
         <w:rPr>
           <w:spacing w:val="-6"/>
@@ -4425,7 +3852,7 @@
               <w:rPr>
                 <w:sz w:val="20"/>
               </w:rPr>
-              <w:t>â€”</w:t>
+              <w:t>—</w:t>
             </w:r>
           </w:p>
         </w:tc>
@@ -4582,14 +4009,12 @@
                 <w:sz w:val="20"/>
               </w:rPr>
             </w:pPr>
-            <w:proofErr w:type="spellStart"/>
             <w:r>
               <w:rPr>
                 <w:sz w:val="20"/>
               </w:rPr>
               <w:t>Keras</w:t>
             </w:r>
-            <w:proofErr w:type="spellEnd"/>
             <w:r>
               <w:rPr>
                 <w:spacing w:val="-4"/>
@@ -5071,15 +4496,7 @@
         <w:ind w:left="1" w:right="467"/>
       </w:pPr>
       <w:r>
-        <w:t xml:space="preserve">The </w:t>
-      </w:r>
-      <w:proofErr w:type="spellStart"/>
-      <w:r>
-        <w:t>Keras</w:t>
-      </w:r>
-      <w:proofErr w:type="spellEnd"/>
-      <w:r>
-        <w:t xml:space="preserve"> network achieved marginally higher recall than the tuned Random Forest, but at a meaningfully lower ROC-AUC</w:t>
+        <w:t xml:space="preserve">The Keras network achieved marginally higher recall than the tuned Random Forest, but at a meaningfully lower ROC-AUC</w:t>
       </w:r>
       <w:r>
         <w:rPr>
@@ -5223,10 +4640,7 @@
         <w:t xml:space="preserve"> </w:t>
       </w:r>
       <w:r>
-        <w:t>network would flag substantially</w:t>
-      </w:r>
-      <w:r>
-        <w:t xml:space="preserve"> more</w:t>
+        <w:t>network would flag substantially more</w:t>
       </w:r>
       <w:r>
         <w:rPr>
@@ -5304,7 +4718,22 @@
     <w:p>
       <w:pPr>
         <w:pStyle w:val="BodyText"/>
-        <w:spacing w:before="54"/>
+        <w:spacing w:before="0"/>
+        <w:ind w:left="1" w:right="467"/>
+      </w:pPr>
+    </w:p>
+    <w:p>
+      <w:pPr>
+        <w:pStyle w:val="BodyText"/>
+        <w:spacing w:before="0"/>
+        <w:ind w:left="1" w:right="467"/>
+      </w:pPr>
+    </w:p>
+    <w:p>
+      <w:pPr>
+        <w:pStyle w:val="BodyText"/>
+        <w:spacing w:before="0"/>
+        <w:ind w:left="1" w:right="467"/>
       </w:pPr>
     </w:p>
     <w:p>
@@ -5437,15 +4866,6 @@
         <w:t xml:space="preserve"> </w:t>
       </w:r>
       <w:r>
-        <w:t>â€”</w:t>
-      </w:r>
-      <w:r>
-        <w:rPr>
-          <w:spacing w:val="-2"/>
-        </w:rPr>
-        <w:t xml:space="preserve"> </w:t>
-      </w:r>
-      <w:r>
         <w:t>the</w:t>
       </w:r>
       <w:r>
@@ -5521,11 +4941,9 @@
         <w:spacing w:before="1"/>
         <w:ind w:left="1" w:right="419"/>
       </w:pPr>
-      <w:proofErr w:type="gramStart"/>
       <w:r>
         <w:t>allows</w:t>
       </w:r>
-      <w:proofErr w:type="gramEnd"/>
       <w:r>
         <w:rPr>
           <w:spacing w:val="-4"/>
@@ -5586,11 +5004,9 @@
         </w:rPr>
         <w:t xml:space="preserve"> </w:t>
       </w:r>
-      <w:proofErr w:type="spellStart"/>
       <w:r>
         <w:t>Keras</w:t>
       </w:r>
-      <w:proofErr w:type="spellEnd"/>
       <w:r>
         <w:rPr>
           <w:spacing w:val="-4"/>
@@ -5679,8 +5095,8 @@
         </w:rPr>
         <w:drawing>
           <wp:inline distT="0" distB="0" distL="0" distR="0">
-            <wp:extent cx="3727043" cy="2441448"/>
-            <wp:effectExtent l="0" t="0" r="0" b="0"/>
+            <wp:extent cx="3530702" cy="2303515"/>
+            <wp:effectExtent l="0" t="0" r="0" b="1905"/>
             <wp:docPr id="6" name="Image 6"/>
             <wp:cNvGraphicFramePr>
               <a:graphicFrameLocks xmlns:a="http://schemas.openxmlformats.org/drawingml/2006/main"/>
@@ -5701,7 +5117,7 @@
                   <pic:spPr>
                     <a:xfrm>
                       <a:off x="0" y="0"/>
-                      <a:ext cx="3727043" cy="2441448"/>
+                      <a:ext cx="3534013" cy="2305675"/>
                     </a:xfrm>
                     <a:prstGeom prst="rect">
                       <a:avLst/>
@@ -7120,25 +6536,7 @@
         <w:rPr>
           <w:sz w:val="20"/>
         </w:rPr>
-        <w:t>despite requiring imput</w:t>
-      </w:r>
-      <w:r>
-        <w:rPr>
-          <w:sz w:val="20"/>
-        </w:rPr>
-        <w:t xml:space="preserve">ation for 48.7% of its values, </w:t>
-      </w:r>
-      <w:r>
-        <w:rPr>
-          <w:sz w:val="20"/>
-        </w:rPr>
-        <w:t>this should be validated against data with genuinely observed insulin readings before being treated as a</w:t>
-      </w:r>
-      <w:r>
-        <w:rPr>
-          <w:sz w:val="20"/>
-        </w:rPr>
-        <w:t xml:space="preserve"> reliable clinical signal.</w:t>
+        <w:t xml:space="preserve">despite requiring imputation for 48.7% of its values, this should be validated against data with genuinely observed insulin readings before being treated as a reliable clinical signal.</w:t>
       </w:r>
     </w:p>
     <w:p>
@@ -8136,10 +7534,7 @@
         <w:jc w:val="both"/>
       </w:pPr>
       <w:r>
-        <w:t xml:space="preserve">The final Random Forest model, evaluated at a tuned decision threshold of 0.412, </w:t>
-      </w:r>
-      <w:r>
-        <w:t>achieves 0.852 recall, 0.793 precision,</w:t>
+        <w:t>The final Random Forest model, evaluated at a tuned decision threshold of 0.412, achieves 0.852 recall, 0.793 precision,</w:t>
       </w:r>
       <w:r>
         <w:rPr>
@@ -8475,39 +7870,7 @@
 </w:document>
 </file>
 
-<file path=word\fontTable.xml><?xml version="1.0" encoding="utf-8"?>
-<w:fonts xmlns:mc="http://schemas.openxmlformats.org/markup-compatibility/2006" xmlns:r="http://schemas.openxmlformats.org/officeDocument/2006/relationships" xmlns:w="http://schemas.openxmlformats.org/wordprocessingml/2006/main" xmlns:w14="http://schemas.microsoft.com/office/word/2010/wordml" xmlns:w15="http://schemas.microsoft.com/office/word/2012/wordml" mc:Ignorable="w14 w15">
-  <w:font w:name="Arial MT">
-    <w:altName w:val="Arial"/>
-    <w:charset w:val="01"/>
-    <w:family w:val="swiss"/>
-    <w:pitch w:val="variable"/>
-  </w:font>
-  <w:font w:name="Times New Roman">
-    <w:panose1 w:val="02020603050405020304"/>
-    <w:charset w:val="00"/>
-    <w:family w:val="roman"/>
-    <w:pitch w:val="variable"/>
-    <w:sig w:usb0="E0002EFF" w:usb1="C000785B" w:usb2="00000009" w:usb3="00000000" w:csb0="000001FF" w:csb1="00000000"/>
-  </w:font>
-  <w:font w:name="Calibri">
-    <w:panose1 w:val="020F0502020204030204"/>
-    <w:charset w:val="00"/>
-    <w:family w:val="swiss"/>
-    <w:pitch w:val="variable"/>
-    <w:sig w:usb0="E4002EFF" w:usb1="C200247B" w:usb2="00000009" w:usb3="00000000" w:csb0="000001FF" w:csb1="00000000"/>
-  </w:font>
-  <w:font w:name="Cambria">
-    <w:panose1 w:val="02040503050406030204"/>
-    <w:charset w:val="00"/>
-    <w:family w:val="roman"/>
-    <w:pitch w:val="variable"/>
-    <w:sig w:usb0="E00006FF" w:usb1="420024FF" w:usb2="02000000" w:usb3="00000000" w:csb0="0000019F" w:csb1="00000000"/>
-  </w:font>
-</w:fonts>
-</file>
-
-<file path=word\numbering.xml><?xml version="1.0" encoding="utf-8"?>
+<file path=word/numbering.xml><?xml version="1.0" encoding="utf-8"?>
 <w:numbering xmlns:wpc="http://schemas.microsoft.com/office/word/2010/wordprocessingCanvas" xmlns:mc="http://schemas.openxmlformats.org/markup-compatibility/2006" xmlns:o="urn:schemas-microsoft-com:office:office" xmlns:r="http://schemas.openxmlformats.org/officeDocument/2006/relationships" xmlns:m="http://schemas.openxmlformats.org/officeDocument/2006/math" xmlns:v="urn:schemas-microsoft-com:vml" xmlns:wp14="http://schemas.microsoft.com/office/word/2010/wordprocessingDrawing" xmlns:wp="http://schemas.openxmlformats.org/drawingml/2006/wordprocessingDrawing" xmlns:w10="urn:schemas-microsoft-com:office:word" xmlns:w="http://schemas.openxmlformats.org/wordprocessingml/2006/main" xmlns:w14="http://schemas.microsoft.com/office/word/2010/wordml" xmlns:w15="http://schemas.microsoft.com/office/word/2012/wordml" xmlns:wpg="http://schemas.microsoft.com/office/word/2010/wordprocessingGroup" xmlns:wpi="http://schemas.microsoft.com/office/word/2010/wordprocessingInk" xmlns:wne="http://schemas.microsoft.com/office/word/2006/wordml" xmlns:wps="http://schemas.microsoft.com/office/word/2010/wordprocessingShape" mc:Ignorable="w14 w15 wp14">
   <w:abstractNum w:abstractNumId="0">
     <w:nsid w:val="3119574E"/>
@@ -8520,7 +7883,6 @@
       <w:lvlJc w:val="left"/>
       <w:pPr>
         <w:ind w:left="356" w:hanging="355"/>
-        <w:jc w:val="left"/>
       </w:pPr>
       <w:rPr>
         <w:rFonts w:ascii="Arial MT" w:eastAsia="Arial MT" w:hAnsi="Arial MT" w:cs="Arial MT" w:hint="default"/>
@@ -8543,7 +7905,6 @@
       <w:lvlJc w:val="left"/>
       <w:pPr>
         <w:ind w:left="435" w:hanging="434"/>
-        <w:jc w:val="left"/>
       </w:pPr>
       <w:rPr>
         <w:rFonts w:ascii="Arial MT" w:eastAsia="Arial MT" w:hAnsi="Arial MT" w:cs="Arial MT" w:hint="default"/>
@@ -8774,61 +8135,7 @@
 </w:numbering>
 </file>
 
-<file path=word\settings.xml><?xml version="1.0" encoding="utf-8"?>
-<w:settings xmlns:mc="http://schemas.openxmlformats.org/markup-compatibility/2006" xmlns:o="urn:schemas-microsoft-com:office:office" xmlns:r="http://schemas.openxmlformats.org/officeDocument/2006/relationships" xmlns:m="http://schemas.openxmlformats.org/officeDocument/2006/math" xmlns:v="urn:schemas-microsoft-com:vml" xmlns:w10="urn:schemas-microsoft-com:office:word" xmlns:w="http://schemas.openxmlformats.org/wordprocessingml/2006/main" xmlns:w14="http://schemas.microsoft.com/office/word/2010/wordml" xmlns:w15="http://schemas.microsoft.com/office/word/2012/wordml" xmlns:sl="http://schemas.openxmlformats.org/schemaLibrary/2006/main" mc:Ignorable="w14 w15">
-  <w:zoom w:percent="100"/>
-  <w:proofState w:spelling="clean" w:grammar="clean"/>
-  <w:defaultTabStop w:val="720"/>
-  <w:drawingGridHorizontalSpacing w:val="110"/>
-  <w:displayHorizontalDrawingGridEvery w:val="2"/>
-  <w:characterSpacingControl w:val="doNotCompress"/>
-  <w:compat>
-    <w:ulTrailSpace/>
-    <w:useFELayout/>
-    <w:compatSetting w:name="compatibilityMode" w:uri="http://schemas.microsoft.com/office/word" w:val="14"/>
-    <w:compatSetting w:name="overrideTableStyleFontSizeAndJustification" w:uri="http://schemas.microsoft.com/office/word" w:val="1"/>
-    <w:compatSetting w:name="enableOpenTypeFeatures" w:uri="http://schemas.microsoft.com/office/word" w:val="1"/>
-    <w:compatSetting w:name="doNotFlipMirrorIndents" w:uri="http://schemas.microsoft.com/office/word" w:val="1"/>
-    <w:compatSetting w:name="differentiateMultirowTableHeaders" w:uri="http://schemas.microsoft.com/office/word" w:val="1"/>
-  </w:compat>
-  <w:rsids>
-    <w:rsidRoot w:val="00973E56"/>
-    <w:rsid w:val="00100A54"/>
-    <w:rsid w:val="0036222E"/>
-    <w:rsid w:val="004F65A7"/>
-    <w:rsid w:val="00973E56"/>
-    <w:rsid w:val="00B52808"/>
-    <w:rsid w:val="00BD2F0C"/>
-    <w:rsid w:val="00CD1130"/>
-  </w:rsids>
-  <m:mathPr>
-    <m:mathFont m:val="Cambria Math"/>
-    <m:brkBin m:val="before"/>
-    <m:brkBinSub m:val="--"/>
-    <m:smallFrac m:val="0"/>
-    <m:dispDef/>
-    <m:lMargin m:val="0"/>
-    <m:rMargin m:val="0"/>
-    <m:defJc m:val="centerGroup"/>
-    <m:wrapIndent m:val="1440"/>
-    <m:intLim m:val="subSup"/>
-    <m:naryLim m:val="undOvr"/>
-  </m:mathPr>
-  <w:themeFontLang w:val="en-US"/>
-  <w:clrSchemeMapping w:bg1="light1" w:t1="dark1" w:bg2="light2" w:t2="dark2" w:accent1="accent1" w:accent2="accent2" w:accent3="accent3" w:accent4="accent4" w:accent5="accent5" w:accent6="accent6" w:hyperlink="hyperlink" w:followedHyperlink="followedHyperlink"/>
-  <w:shapeDefaults>
-    <o:shapedefaults v:ext="edit" spidmax="1026"/>
-    <o:shapelayout v:ext="edit">
-      <o:idmap v:ext="edit" data="1"/>
-    </o:shapelayout>
-  </w:shapeDefaults>
-  <w:decimalSymbol w:val="."/>
-  <w:listSeparator w:val=","/>
-  <w15:docId w15:val="{90EF1F92-940D-4C14-8EA3-D59D11F5703B}"/>
-</w:settings>
-</file>
-
-<file path=word\styles.xml><?xml version="1.0" encoding="utf-8"?>
+<file path=word/styles.xml><?xml version="1.0" encoding="utf-8"?>
 <w:styles xmlns:mc="http://schemas.openxmlformats.org/markup-compatibility/2006" xmlns:r="http://schemas.openxmlformats.org/officeDocument/2006/relationships" xmlns:w="http://schemas.openxmlformats.org/wordprocessingml/2006/main" xmlns:w14="http://schemas.microsoft.com/office/word/2010/wordml" xmlns:w15="http://schemas.microsoft.com/office/word/2012/wordml" mc:Ignorable="w14 w15">
   <w:docDefaults>
     <w:rPrDefault>
@@ -9337,7 +8644,7 @@
 </w:styles>
 </file>
 
-<file path=word\theme\theme1.xml><?xml version="1.0" encoding="utf-8"?>
+<file path=word/theme/theme1.xml><?xml version="1.0" encoding="utf-8"?>
 <a:theme xmlns:a="http://schemas.openxmlformats.org/drawingml/2006/main" name="Office Theme">
   <a:themeElements>
     <a:clrScheme name="Office">
@@ -9618,8 +8925,4 @@
   <a:objectDefaults/>
   <a:extraClrSchemeLst/>
 </a:theme>
-</file>
-
-<file path=word\webSettings.xml><?xml version="1.0" encoding="utf-8"?>
-<w:webSettings xmlns:mc="http://schemas.openxmlformats.org/markup-compatibility/2006" xmlns:r="http://schemas.openxmlformats.org/officeDocument/2006/relationships" xmlns:w="http://schemas.openxmlformats.org/wordprocessingml/2006/main" xmlns:w14="http://schemas.microsoft.com/office/word/2010/wordml" xmlns:w15="http://schemas.microsoft.com/office/word/2012/wordml" mc:Ignorable="w14 w15"/>
 </file>